--- a/reports/Gorbat/lab3/rep/iad3.docx
+++ b/reports/Gorbat/lab3/rep/iad3.docx
@@ -893,6 +893,7 @@
       <w:r>
         <w:rPr>
           <w:rFonts w:ascii="Times New Roman" w:eastAsia="Times New Roman" w:hAnsi="Times New Roman" w:cs="Times New Roman"/>
+          <w:noProof/>
           <w:sz w:val="24"/>
           <w:szCs w:val="24"/>
           <w:lang w:eastAsia="en-GB"/>
@@ -991,6 +992,7 @@
       <w:r>
         <w:rPr>
           <w:rFonts w:ascii="Times New Roman" w:hAnsi="Times New Roman" w:cs="Times New Roman"/>
+          <w:noProof/>
           <w:sz w:val="28"/>
           <w:szCs w:val="28"/>
           <w:lang w:val="en-US" w:eastAsia="en-GB"/>
@@ -1044,6 +1046,7 @@
       <w:r>
         <w:rPr>
           <w:rFonts w:ascii="Times New Roman" w:hAnsi="Times New Roman" w:cs="Times New Roman"/>
+          <w:noProof/>
           <w:sz w:val="28"/>
           <w:szCs w:val="28"/>
           <w:lang w:eastAsia="en-GB"/>
@@ -1097,6 +1100,7 @@
       <w:r>
         <w:rPr>
           <w:rFonts w:ascii="Times New Roman" w:hAnsi="Times New Roman" w:cs="Times New Roman"/>
+          <w:noProof/>
           <w:sz w:val="28"/>
           <w:szCs w:val="28"/>
           <w:lang w:eastAsia="en-GB"/>
@@ -1156,7 +1160,106 @@
           <w:rFonts w:ascii="Times New Roman" w:eastAsia="Times New Roman" w:hAnsi="Times New Roman" w:cs="Times New Roman"/>
           <w:sz w:val="24"/>
           <w:szCs w:val="24"/>
+          <w:lang w:eastAsia="en-GB"/>
+        </w:rPr>
+      </w:pPr>
+      <w:r>
+        <w:rPr>
+          <w:rFonts w:ascii="Times New Roman" w:eastAsia="Times New Roman" w:hAnsi="Times New Roman" w:cs="Times New Roman"/>
+          <w:sz w:val="24"/>
+          <w:szCs w:val="24"/>
           <w:lang w:val="en-US" w:eastAsia="en-GB"/>
+        </w:rPr>
+        <w:lastRenderedPageBreak/>
+        <w:drawing>
+          <wp:inline distT="0" distB="0" distL="0" distR="0" wp14:anchorId="262F0096" wp14:editId="6468D744">
+            <wp:extent cx="5943600" cy="2382520"/>
+            <wp:effectExtent l="0" t="0" r="0" b="5080"/>
+            <wp:docPr id="1051717503" name="Picture 1"/>
+            <wp:cNvGraphicFramePr>
+              <a:graphicFrameLocks xmlns:a="http://schemas.openxmlformats.org/drawingml/2006/main" noChangeAspect="1"/>
+            </wp:cNvGraphicFramePr>
+            <a:graphic xmlns:a="http://schemas.openxmlformats.org/drawingml/2006/main">
+              <a:graphicData uri="http://schemas.openxmlformats.org/drawingml/2006/picture">
+                <pic:pic xmlns:pic="http://schemas.openxmlformats.org/drawingml/2006/picture">
+                  <pic:nvPicPr>
+                    <pic:cNvPr id="1051717503" name=""/>
+                    <pic:cNvPicPr/>
+                  </pic:nvPicPr>
+                  <pic:blipFill>
+                    <a:blip r:embed="rId10"/>
+                    <a:stretch>
+                      <a:fillRect/>
+                    </a:stretch>
+                  </pic:blipFill>
+                  <pic:spPr>
+                    <a:xfrm>
+                      <a:off x="0" y="0"/>
+                      <a:ext cx="5943600" cy="2382520"/>
+                    </a:xfrm>
+                    <a:prstGeom prst="rect">
+                      <a:avLst/>
+                    </a:prstGeom>
+                  </pic:spPr>
+                </pic:pic>
+              </a:graphicData>
+            </a:graphic>
+          </wp:inline>
+        </w:drawing>
+      </w:r>
+      <w:r>
+        <w:rPr>
+          <w:rFonts w:ascii="Times New Roman" w:eastAsia="Times New Roman" w:hAnsi="Times New Roman" w:cs="Times New Roman"/>
+          <w:sz w:val="24"/>
+          <w:szCs w:val="24"/>
+          <w:lang w:val="en-US" w:eastAsia="en-GB"/>
+        </w:rPr>
+        <w:drawing>
+          <wp:inline distT="0" distB="0" distL="0" distR="0" wp14:anchorId="57BDC6CA" wp14:editId="5884E7C2">
+            <wp:extent cx="5943600" cy="3389630"/>
+            <wp:effectExtent l="0" t="0" r="0" b="1270"/>
+            <wp:docPr id="778191542" name="Picture 1"/>
+            <wp:cNvGraphicFramePr>
+              <a:graphicFrameLocks xmlns:a="http://schemas.openxmlformats.org/drawingml/2006/main" noChangeAspect="1"/>
+            </wp:cNvGraphicFramePr>
+            <a:graphic xmlns:a="http://schemas.openxmlformats.org/drawingml/2006/main">
+              <a:graphicData uri="http://schemas.openxmlformats.org/drawingml/2006/picture">
+                <pic:pic xmlns:pic="http://schemas.openxmlformats.org/drawingml/2006/picture">
+                  <pic:nvPicPr>
+                    <pic:cNvPr id="778191542" name=""/>
+                    <pic:cNvPicPr/>
+                  </pic:nvPicPr>
+                  <pic:blipFill>
+                    <a:blip r:embed="rId11"/>
+                    <a:stretch>
+                      <a:fillRect/>
+                    </a:stretch>
+                  </pic:blipFill>
+                  <pic:spPr>
+                    <a:xfrm>
+                      <a:off x="0" y="0"/>
+                      <a:ext cx="5943600" cy="3389630"/>
+                    </a:xfrm>
+                    <a:prstGeom prst="rect">
+                      <a:avLst/>
+                    </a:prstGeom>
+                  </pic:spPr>
+                </pic:pic>
+              </a:graphicData>
+            </a:graphic>
+          </wp:inline>
+        </w:drawing>
+      </w:r>
+    </w:p>
+    <w:p>
+      <w:pPr>
+        <w:widowControl/>
+        <w:autoSpaceDE/>
+        <w:rPr>
+          <w:rFonts w:ascii="Times New Roman" w:eastAsia="Times New Roman" w:hAnsi="Times New Roman" w:cs="Times New Roman"/>
+          <w:sz w:val="24"/>
+          <w:szCs w:val="24"/>
+          <w:lang w:eastAsia="en-GB"/>
         </w:rPr>
       </w:pPr>
     </w:p>
